--- a/download/entity_client.docx
+++ b/download/entity_client.docx
@@ -438,10 +438,10 @@
         <w:tblLook w:firstRow="1" w:lastRow="0" w:firstColumn="0" w:lastColumn="0" w:noHBand="0" w:noVBand="0" w:val="0020"/>
       </w:tblPr>
       <w:tblGrid>
-        <w:gridCol w:w="1168"/>
-        <w:gridCol w:w="4657"/>
-        <w:gridCol w:w="1593"/>
-        <w:gridCol w:w="500"/>
+        <w:gridCol w:w="983"/>
+        <w:gridCol w:w="3921"/>
+        <w:gridCol w:w="2593"/>
+        <w:gridCol w:w="421"/>
       </w:tblGrid>
       <w:tr>
         <w:trPr>
@@ -784,6 +784,114 @@
             </w:r>
             <w:r>
               <w:t xml:space="preserve">Array</w:t>
+            </w:r>
+            <w:r>
+              <w:t xml:space="preserve">One of:</w:t>
+            </w:r>
+            <w:r>
+              <w:t xml:space="preserve"> </w:t>
+            </w:r>
+            <w:r>
+              <w:rPr>
+                <w:rStyle w:val="VerbatimChar"/>
+              </w:rPr>
+              <w:t xml:space="preserve">read:data</w:t>
+            </w:r>
+            <w:r>
+              <w:t xml:space="preserve">,</w:t>
+            </w:r>
+            <w:r>
+              <w:t xml:space="preserve"> </w:t>
+            </w:r>
+            <w:r>
+              <w:rPr>
+                <w:rStyle w:val="VerbatimChar"/>
+              </w:rPr>
+              <w:t xml:space="preserve">use:data</w:t>
+            </w:r>
+            <w:r>
+              <w:t xml:space="preserve">,</w:t>
+            </w:r>
+            <w:r>
+              <w:t xml:space="preserve"> </w:t>
+            </w:r>
+            <w:r>
+              <w:rPr>
+                <w:rStyle w:val="VerbatimChar"/>
+              </w:rPr>
+              <w:t xml:space="preserve">use:data:entity:lookup</w:t>
+            </w:r>
+            <w:r>
+              <w:t xml:space="preserve">,</w:t>
+            </w:r>
+            <w:r>
+              <w:t xml:space="preserve"> </w:t>
+            </w:r>
+            <w:r>
+              <w:rPr>
+                <w:rStyle w:val="VerbatimChar"/>
+              </w:rPr>
+              <w:t xml:space="preserve">manage:data</w:t>
+            </w:r>
+            <w:r>
+              <w:t xml:space="preserve">,</w:t>
+            </w:r>
+            <w:r>
+              <w:t xml:space="preserve"> </w:t>
+            </w:r>
+            <w:r>
+              <w:rPr>
+                <w:rStyle w:val="VerbatimChar"/>
+              </w:rPr>
+              <w:t xml:space="preserve">manage:data:party_membership</w:t>
+            </w:r>
+            <w:r>
+              <w:t xml:space="preserve">,</w:t>
+            </w:r>
+            <w:r>
+              <w:t xml:space="preserve"> </w:t>
+            </w:r>
+            <w:r>
+              <w:rPr>
+                <w:rStyle w:val="VerbatimChar"/>
+              </w:rPr>
+              <w:t xml:space="preserve">manage:data:entity_client</w:t>
+            </w:r>
+            <w:r>
+              <w:t xml:space="preserve">,</w:t>
+            </w:r>
+            <w:r>
+              <w:t xml:space="preserve"> </w:t>
+            </w:r>
+            <w:r>
+              <w:rPr>
+                <w:rStyle w:val="VerbatimChar"/>
+              </w:rPr>
+              <w:t xml:space="preserve">read:auth</w:t>
+            </w:r>
+            <w:r>
+              <w:t xml:space="preserve">,</w:t>
+            </w:r>
+            <w:r>
+              <w:t xml:space="preserve"> </w:t>
+            </w:r>
+            <w:r>
+              <w:rPr>
+                <w:rStyle w:val="VerbatimChar"/>
+              </w:rPr>
+              <w:t xml:space="preserve">use:auth</w:t>
+            </w:r>
+            <w:r>
+              <w:t xml:space="preserve">,</w:t>
+            </w:r>
+            <w:r>
+              <w:t xml:space="preserve"> </w:t>
+            </w:r>
+            <w:r>
+              <w:rPr>
+                <w:rStyle w:val="VerbatimChar"/>
+              </w:rPr>
+              <w:t xml:space="preserve">manage:auth</w:t>
             </w:r>
           </w:p>
         </w:tc>

--- a/download/entity_client.docx
+++ b/download/entity_client.docx
@@ -3010,7 +3010,7 @@
     <w:bookmarkEnd w:id="44"/>
     <w:bookmarkEnd w:id="45"/>
     <w:sectPr>
-      <w:headerReference r:id="rId11" w:type="default"/>
+      <w:headerReference r:id="rId9" w:type="default"/>
       <w:pgSz w:h="11906" w:orient="landscape" w:w="16838"/>
       <w:pgMar w:bottom="1417" w:footer="708" w:gutter="0" w:header="708" w:left="1417" w:right="1417" w:top="1417"/>
       <w:cols w:space="708"/>

--- a/download/entity_client.docx
+++ b/download/entity_client.docx
@@ -3010,7 +3010,7 @@
     <w:bookmarkEnd w:id="44"/>
     <w:bookmarkEnd w:id="45"/>
     <w:sectPr>
-      <w:headerReference r:id="rId9" w:type="default"/>
+      <w:headerReference r:id="rId11" w:type="default"/>
       <w:pgSz w:h="11906" w:orient="landscape" w:w="16838"/>
       <w:pgMar w:bottom="1417" w:footer="708" w:gutter="0" w:header="708" w:left="1417" w:right="1417" w:top="1417"/>
       <w:cols w:space="708"/>

--- a/download/entity_client.docx
+++ b/download/entity_client.docx
@@ -2,7 +2,7 @@
 <file path=word/document.xml><?xml version="1.0" encoding="utf-8"?>
 <w:document xmlns:w="http://schemas.openxmlformats.org/wordprocessingml/2006/main" xmlns:m="http://schemas.openxmlformats.org/officeDocument/2006/math" xmlns:r="http://schemas.openxmlformats.org/officeDocument/2006/relationships" xmlns:o="urn:schemas-microsoft-com:office:office" xmlns:v="urn:schemas-microsoft-com:vml" xmlns:w10="urn:schemas-microsoft-com:office:word" xmlns:a="http://schemas.openxmlformats.org/drawingml/2006/main" xmlns:pic="http://schemas.openxmlformats.org/drawingml/2006/picture" xmlns:wp="http://schemas.openxmlformats.org/drawingml/2006/wordprocessingDrawing">
   <w:body>
-    <w:bookmarkStart w:id="45" w:name="entity-client"/>
+    <w:bookmarkStart w:id="46" w:name="entity-client"/>
     <w:p>
       <w:pPr>
         <w:pStyle w:val="Overskrift1"/>
@@ -421,7 +421,7 @@
       </w:hyperlink>
     </w:p>
     <w:bookmarkEnd w:id="23"/>
-    <w:bookmarkStart w:id="26" w:name="fields"/>
+    <w:bookmarkStart w:id="27" w:name="fields"/>
     <w:p>
       <w:pPr>
         <w:pStyle w:val="Overskrift2"/>
@@ -438,10 +438,10 @@
         <w:tblLook w:firstRow="1" w:lastRow="0" w:firstColumn="0" w:lastColumn="0" w:noHBand="0" w:noVBand="0" w:val="0020"/>
       </w:tblPr>
       <w:tblGrid>
-        <w:gridCol w:w="983"/>
-        <w:gridCol w:w="3921"/>
-        <w:gridCol w:w="2593"/>
-        <w:gridCol w:w="421"/>
+        <w:gridCol w:w="1168"/>
+        <w:gridCol w:w="4657"/>
+        <w:gridCol w:w="1593"/>
+        <w:gridCol w:w="500"/>
       </w:tblGrid>
       <w:tr>
         <w:trPr>
@@ -786,112 +786,24 @@
               <w:t xml:space="preserve">Array</w:t>
             </w:r>
             <w:r>
-              <w:t xml:space="preserve">One of:</w:t>
+              <w:t xml:space="preserve">See the</w:t>
             </w:r>
             <w:r>
               <w:t xml:space="preserve"> </w:t>
             </w:r>
-            <w:r>
-              <w:rPr>
-                <w:rStyle w:val="VerbatimChar"/>
-              </w:rPr>
-              <w:t xml:space="preserve">read:data</w:t>
-            </w:r>
-            <w:r>
-              <w:t xml:space="preserve">,</w:t>
-            </w:r>
+            <w:hyperlink r:id="rId26">
+              <w:r>
+                <w:rPr>
+                  <w:rStyle w:val="Hyperkobling"/>
+                </w:rPr>
+                <w:t xml:space="preserve">list of scopes</w:t>
+              </w:r>
+            </w:hyperlink>
             <w:r>
               <w:t xml:space="preserve"> </w:t>
             </w:r>
             <w:r>
-              <w:rPr>
-                <w:rStyle w:val="VerbatimChar"/>
-              </w:rPr>
-              <w:t xml:space="preserve">use:data</w:t>
-            </w:r>
-            <w:r>
-              <w:t xml:space="preserve">,</w:t>
-            </w:r>
-            <w:r>
-              <w:t xml:space="preserve"> </w:t>
-            </w:r>
-            <w:r>
-              <w:rPr>
-                <w:rStyle w:val="VerbatimChar"/>
-              </w:rPr>
-              <w:t xml:space="preserve">use:data:entity:lookup</w:t>
-            </w:r>
-            <w:r>
-              <w:t xml:space="preserve">,</w:t>
-            </w:r>
-            <w:r>
-              <w:t xml:space="preserve"> </w:t>
-            </w:r>
-            <w:r>
-              <w:rPr>
-                <w:rStyle w:val="VerbatimChar"/>
-              </w:rPr>
-              <w:t xml:space="preserve">manage:data</w:t>
-            </w:r>
-            <w:r>
-              <w:t xml:space="preserve">,</w:t>
-            </w:r>
-            <w:r>
-              <w:t xml:space="preserve"> </w:t>
-            </w:r>
-            <w:r>
-              <w:rPr>
-                <w:rStyle w:val="VerbatimChar"/>
-              </w:rPr>
-              <w:t xml:space="preserve">manage:data:party_membership</w:t>
-            </w:r>
-            <w:r>
-              <w:t xml:space="preserve">,</w:t>
-            </w:r>
-            <w:r>
-              <w:t xml:space="preserve"> </w:t>
-            </w:r>
-            <w:r>
-              <w:rPr>
-                <w:rStyle w:val="VerbatimChar"/>
-              </w:rPr>
-              <w:t xml:space="preserve">manage:data:entity_client</w:t>
-            </w:r>
-            <w:r>
-              <w:t xml:space="preserve">,</w:t>
-            </w:r>
-            <w:r>
-              <w:t xml:space="preserve"> </w:t>
-            </w:r>
-            <w:r>
-              <w:rPr>
-                <w:rStyle w:val="VerbatimChar"/>
-              </w:rPr>
-              <w:t xml:space="preserve">read:auth</w:t>
-            </w:r>
-            <w:r>
-              <w:t xml:space="preserve">,</w:t>
-            </w:r>
-            <w:r>
-              <w:t xml:space="preserve"> </w:t>
-            </w:r>
-            <w:r>
-              <w:rPr>
-                <w:rStyle w:val="VerbatimChar"/>
-              </w:rPr>
-              <w:t xml:space="preserve">use:auth</w:t>
-            </w:r>
-            <w:r>
-              <w:t xml:space="preserve">,</w:t>
-            </w:r>
-            <w:r>
-              <w:t xml:space="preserve"> </w:t>
-            </w:r>
-            <w:r>
-              <w:rPr>
-                <w:rStyle w:val="VerbatimChar"/>
-              </w:rPr>
-              <w:t xml:space="preserve">manage:auth</w:t>
+              <w:t xml:space="preserve">for allowed values.</w:t>
             </w:r>
           </w:p>
         </w:tc>
@@ -1107,8 +1019,8 @@
         </w:tc>
       </w:tr>
     </w:tbl>
-    <w:bookmarkEnd w:id="26"/>
-    <w:bookmarkStart w:id="27" w:name="validation-rules"/>
+    <w:bookmarkEnd w:id="27"/>
+    <w:bookmarkStart w:id="28" w:name="validation-rules"/>
     <w:p>
       <w:pPr>
         <w:pStyle w:val="Overskrift2"/>
@@ -1203,8 +1115,8 @@
         </w:tc>
       </w:tr>
     </w:tbl>
-    <w:bookmarkEnd w:id="27"/>
-    <w:bookmarkStart w:id="28" w:name="notifications"/>
+    <w:bookmarkEnd w:id="28"/>
+    <w:bookmarkStart w:id="29" w:name="notifications"/>
     <w:p>
       <w:pPr>
         <w:pStyle w:val="Overskrift2"/>
@@ -1221,8 +1133,8 @@
         <w:t xml:space="preserve">No notifications.</w:t>
       </w:r>
     </w:p>
-    <w:bookmarkEnd w:id="28"/>
-    <w:bookmarkStart w:id="44" w:name="authorization"/>
+    <w:bookmarkEnd w:id="29"/>
+    <w:bookmarkStart w:id="45" w:name="authorization"/>
     <w:p>
       <w:pPr>
         <w:pStyle w:val="Overskrift2"/>
@@ -1231,7 +1143,7 @@
         <w:t xml:space="preserve">Authorization</w:t>
       </w:r>
     </w:p>
-    <w:bookmarkStart w:id="41" w:name="resource-level-authorization"/>
+    <w:bookmarkStart w:id="42" w:name="resource-level-authorization"/>
     <w:p>
       <w:pPr>
         <w:pStyle w:val="Overskrift3"/>
@@ -1250,7 +1162,7 @@
       <w:r>
         <w:t xml:space="preserve"> </w:t>
       </w:r>
-      <w:hyperlink r:id="rId29">
+      <w:hyperlink r:id="rId30">
         <w:r>
           <w:rPr>
             <w:rStyle w:val="Hyperkobling"/>
@@ -1284,7 +1196,7 @@
         <w:t xml:space="preserve">.</w:t>
       </w:r>
     </w:p>
-    <w:bookmarkStart w:id="30" w:name="anonymous"/>
+    <w:bookmarkStart w:id="31" w:name="anonymous"/>
     <w:p>
       <w:pPr>
         <w:pStyle w:val="Overskrift4"/>
@@ -1301,8 +1213,8 @@
         <w:t xml:space="preserve">No policies.</w:t>
       </w:r>
     </w:p>
-    <w:bookmarkEnd w:id="30"/>
-    <w:bookmarkStart w:id="31" w:name="entity"/>
+    <w:bookmarkEnd w:id="31"/>
+    <w:bookmarkStart w:id="32" w:name="entity"/>
     <w:p>
       <w:pPr>
         <w:pStyle w:val="Overskrift4"/>
@@ -1397,8 +1309,8 @@
         </w:tc>
       </w:tr>
     </w:tbl>
-    <w:bookmarkEnd w:id="31"/>
-    <w:bookmarkStart w:id="32" w:name="common"/>
+    <w:bookmarkEnd w:id="32"/>
+    <w:bookmarkStart w:id="33" w:name="common"/>
     <w:p>
       <w:pPr>
         <w:pStyle w:val="Overskrift4"/>
@@ -1415,8 +1327,8 @@
         <w:t xml:space="preserve">No policies.</w:t>
       </w:r>
     </w:p>
-    <w:bookmarkEnd w:id="32"/>
-    <w:bookmarkStart w:id="33" w:name="balance-responsible-party"/>
+    <w:bookmarkEnd w:id="33"/>
+    <w:bookmarkStart w:id="34" w:name="balance-responsible-party"/>
     <w:p>
       <w:pPr>
         <w:pStyle w:val="Overskrift4"/>
@@ -1433,8 +1345,8 @@
         <w:t xml:space="preserve">No policies.</w:t>
       </w:r>
     </w:p>
-    <w:bookmarkEnd w:id="33"/>
-    <w:bookmarkStart w:id="34" w:name="end-user"/>
+    <w:bookmarkEnd w:id="34"/>
+    <w:bookmarkStart w:id="35" w:name="end-user"/>
     <w:p>
       <w:pPr>
         <w:pStyle w:val="Overskrift4"/>
@@ -1451,8 +1363,8 @@
         <w:t xml:space="preserve">No policies.</w:t>
       </w:r>
     </w:p>
-    <w:bookmarkEnd w:id="34"/>
-    <w:bookmarkStart w:id="35" w:name="energy-supplier"/>
+    <w:bookmarkEnd w:id="35"/>
+    <w:bookmarkStart w:id="36" w:name="energy-supplier"/>
     <w:p>
       <w:pPr>
         <w:pStyle w:val="Overskrift4"/>
@@ -1469,8 +1381,8 @@
         <w:t xml:space="preserve">No policies.</w:t>
       </w:r>
     </w:p>
-    <w:bookmarkEnd w:id="35"/>
-    <w:bookmarkStart w:id="36" w:name="flexibility-information-system-operator"/>
+    <w:bookmarkEnd w:id="36"/>
+    <w:bookmarkStart w:id="37" w:name="flexibility-information-system-operator"/>
     <w:p>
       <w:pPr>
         <w:pStyle w:val="Overskrift4"/>
@@ -1564,8 +1476,8 @@
         </w:tc>
       </w:tr>
     </w:tbl>
-    <w:bookmarkEnd w:id="36"/>
-    <w:bookmarkStart w:id="37" w:name="organisation"/>
+    <w:bookmarkEnd w:id="37"/>
+    <w:bookmarkStart w:id="38" w:name="organisation"/>
     <w:p>
       <w:pPr>
         <w:pStyle w:val="Overskrift4"/>
@@ -1695,8 +1607,8 @@
         </w:tc>
       </w:tr>
     </w:tbl>
-    <w:bookmarkEnd w:id="37"/>
-    <w:bookmarkStart w:id="38" w:name="system-operator"/>
+    <w:bookmarkEnd w:id="38"/>
+    <w:bookmarkStart w:id="39" w:name="system-operator"/>
     <w:p>
       <w:pPr>
         <w:pStyle w:val="Overskrift4"/>
@@ -1713,8 +1625,8 @@
         <w:t xml:space="preserve">No policies.</w:t>
       </w:r>
     </w:p>
-    <w:bookmarkEnd w:id="38"/>
-    <w:bookmarkStart w:id="39" w:name="service-provider"/>
+    <w:bookmarkEnd w:id="39"/>
+    <w:bookmarkStart w:id="40" w:name="service-provider"/>
     <w:p>
       <w:pPr>
         <w:pStyle w:val="Overskrift4"/>
@@ -1731,8 +1643,8 @@
         <w:t xml:space="preserve">No policies.</w:t>
       </w:r>
     </w:p>
-    <w:bookmarkEnd w:id="39"/>
-    <w:bookmarkStart w:id="40" w:name="third-party"/>
+    <w:bookmarkEnd w:id="40"/>
+    <w:bookmarkStart w:id="41" w:name="third-party"/>
     <w:p>
       <w:pPr>
         <w:pStyle w:val="Overskrift4"/>
@@ -1749,9 +1661,9 @@
         <w:t xml:space="preserve">No policies.</w:t>
       </w:r>
     </w:p>
-    <w:bookmarkEnd w:id="40"/>
     <w:bookmarkEnd w:id="41"/>
-    <w:bookmarkStart w:id="43" w:name="field-level-authorization"/>
+    <w:bookmarkEnd w:id="42"/>
+    <w:bookmarkStart w:id="44" w:name="field-level-authorization"/>
     <w:p>
       <w:pPr>
         <w:pStyle w:val="Overskrift3"/>
@@ -1770,7 +1682,7 @@
       <w:r>
         <w:t xml:space="preserve"> </w:t>
       </w:r>
-      <w:hyperlink r:id="rId42">
+      <w:hyperlink r:id="rId43">
         <w:r>
           <w:rPr>
             <w:rStyle w:val="Hyperkobling"/>
@@ -3006,11 +2918,11 @@
         </w:tc>
       </w:tr>
     </w:tbl>
-    <w:bookmarkEnd w:id="43"/>
     <w:bookmarkEnd w:id="44"/>
     <w:bookmarkEnd w:id="45"/>
+    <w:bookmarkEnd w:id="46"/>
     <w:sectPr>
-      <w:headerReference r:id="rId9" w:type="default"/>
+      <w:headerReference r:id="rId11" w:type="default"/>
       <w:pgSz w:h="11906" w:orient="landscape" w:w="16838"/>
       <w:pgMar w:bottom="1417" w:footer="708" w:gutter="0" w:header="708" w:left="1417" w:right="1417" w:top="1417"/>
       <w:cols w:space="708"/>
